--- a/eng/docx/016.content.docx
+++ b/eng/docx/016.content.docx
@@ -318,18 +318,12 @@
         </w:rPr>
         <w:t xml:space="preserve">, 1884, 1016) </w:t>
       </w:r>
-      <w:hyperlink r:id="rId13">
-        <w:r>
-          <w:rPr>
-            <w:lang w:val="en_US" w:bidi="en_US"/>
-          </w:rPr>
-          <w:rPr>
-            <w:color w:val="0000EE"/>
-            <w:u w:val="single"/>
-          </w:rPr>
-          <w:t>Ezr 6:3</w:t>
-        </w:r>
-      </w:hyperlink>
+      <w:r>
+        <w:rPr>
+          <w:lang w:val="en_US" w:bidi="en_US"/>
+        </w:rPr>
+        <w:t>Ezr 6:3</w:t>
+      </w:r>
       <w:r>
         <w:rPr>
           <w:lang w:val="en_US" w:bidi="en_US"/>
@@ -702,18 +696,12 @@
         </w:rPr>
         <w:t xml:space="preserve"> </w:t>
       </w:r>
-      <w:hyperlink r:id="rId14">
-        <w:r>
-          <w:rPr>
-            <w:lang w:val="en_US" w:bidi="en_US"/>
-          </w:rPr>
-          <w:rPr>
-            <w:color w:val="0000EE"/>
-            <w:u w:val="single"/>
-          </w:rPr>
-          <w:t>Dn 7:25</w:t>
-        </w:r>
-      </w:hyperlink>
+      <w:r>
+        <w:rPr>
+          <w:lang w:val="en_US" w:bidi="en_US"/>
+        </w:rPr>
+        <w:t>Dn 7:25</w:t>
+      </w:r>
       <w:r>
         <w:rPr>
           <w:lang w:val="en_US" w:bidi="en_US"/>
@@ -840,18 +828,12 @@
         </w:rPr>
         <w:t xml:space="preserve">: </w:t>
       </w:r>
-      <w:hyperlink r:id="rId15">
-        <w:r>
-          <w:rPr>
-            <w:lang w:val="en_US" w:bidi="en_US"/>
-          </w:rPr>
-          <w:rPr>
-            <w:color w:val="0000EE"/>
-            <w:u w:val="single"/>
-          </w:rPr>
-          <w:t>Dn 2:46</w:t>
-        </w:r>
-      </w:hyperlink>
+      <w:r>
+        <w:rPr>
+          <w:lang w:val="en_US" w:bidi="en_US"/>
+        </w:rPr>
+        <w:t>Dn 2:46</w:t>
+      </w:r>
       <w:r>
         <w:rPr>
           <w:lang w:val="en_US" w:bidi="en_US"/>
@@ -883,18 +865,12 @@
         </w:rPr>
         <w:t xml:space="preserve"> </w:t>
       </w:r>
-      <w:hyperlink r:id="rId16">
-        <w:r>
-          <w:rPr>
-            <w:lang w:val="en_US" w:bidi="en_US"/>
-          </w:rPr>
-          <w:rPr>
-            <w:color w:val="0000EE"/>
-            <w:u w:val="single"/>
-          </w:rPr>
-          <w:t>Dn 3:6</w:t>
-        </w:r>
-      </w:hyperlink>
+      <w:r>
+        <w:rPr>
+          <w:lang w:val="en_US" w:bidi="en_US"/>
+        </w:rPr>
+        <w:t>Dn 3:6</w:t>
+      </w:r>
       <w:r>
         <w:rPr>
           <w:lang w:val="en_US" w:bidi="en_US"/>
@@ -913,18 +889,12 @@
         </w:rPr>
         <w:t xml:space="preserve"> </w:t>
       </w:r>
-      <w:hyperlink r:id="rId17">
-        <w:r>
-          <w:rPr>
-            <w:lang w:val="en_US" w:bidi="en_US"/>
-          </w:rPr>
-          <w:rPr>
-            <w:color w:val="0000EE"/>
-            <w:u w:val="single"/>
-          </w:rPr>
-          <w:t>3:28</w:t>
-        </w:r>
-      </w:hyperlink>
+      <w:r>
+        <w:rPr>
+          <w:lang w:val="en_US" w:bidi="en_US"/>
+        </w:rPr>
+        <w:t>3:28</w:t>
+      </w:r>
       <w:r>
         <w:rPr>
           <w:lang w:val="en_US" w:bidi="en_US"/>
@@ -968,18 +938,12 @@
         </w:rPr>
         <w:t xml:space="preserve"> </w:t>
       </w:r>
-      <w:hyperlink r:id="rId18">
-        <w:r>
-          <w:rPr>
-            <w:lang w:val="en_US" w:bidi="en_US"/>
-          </w:rPr>
-          <w:rPr>
-            <w:color w:val="0000EE"/>
-            <w:u w:val="single"/>
-          </w:rPr>
-          <w:t>3:7</w:t>
-        </w:r>
-      </w:hyperlink>
+      <w:r>
+        <w:rPr>
+          <w:lang w:val="en_US" w:bidi="en_US"/>
+        </w:rPr>
+        <w:t>3:7</w:t>
+      </w:r>
       <w:r>
         <w:rPr>
           <w:lang w:val="en_US" w:bidi="en_US"/>
@@ -1011,126 +975,84 @@
         </w:rPr>
         <w:t xml:space="preserve"> </w:t>
       </w:r>
-      <w:hyperlink r:id="rId19">
-        <w:r>
-          <w:rPr>
-            <w:lang w:val="en_US" w:bidi="en_US"/>
-          </w:rPr>
-          <w:rPr>
-            <w:color w:val="0000EE"/>
-            <w:u w:val="single"/>
-          </w:rPr>
-          <w:t>Dn 3:5</w:t>
-        </w:r>
-      </w:hyperlink>
+      <w:r>
+        <w:rPr>
+          <w:lang w:val="en_US" w:bidi="en_US"/>
+        </w:rPr>
+        <w:t>Dn 3:5</w:t>
+      </w:r>
       <w:r>
         <w:rPr>
           <w:lang w:val="en_US" w:bidi="en_US"/>
         </w:rPr>
         <w:t xml:space="preserve">, </w:t>
       </w:r>
-      <w:hyperlink r:id="rId18">
-        <w:r>
-          <w:rPr>
-            <w:lang w:val="en_US" w:bidi="en_US"/>
-          </w:rPr>
-          <w:rPr>
-            <w:color w:val="0000EE"/>
-            <w:u w:val="single"/>
-          </w:rPr>
-          <w:t>3:7</w:t>
-        </w:r>
-      </w:hyperlink>
+      <w:r>
+        <w:rPr>
+          <w:lang w:val="en_US" w:bidi="en_US"/>
+        </w:rPr>
+        <w:t>3:7</w:t>
+      </w:r>
       <w:r>
         <w:rPr>
           <w:lang w:val="en_US" w:bidi="en_US"/>
         </w:rPr>
         <w:t xml:space="preserve">, </w:t>
       </w:r>
-      <w:hyperlink r:id="rId20">
-        <w:r>
-          <w:rPr>
-            <w:lang w:val="en_US" w:bidi="en_US"/>
-          </w:rPr>
-          <w:rPr>
-            <w:color w:val="0000EE"/>
-            <w:u w:val="single"/>
-          </w:rPr>
-          <w:t>3:10</w:t>
-        </w:r>
-      </w:hyperlink>
+      <w:r>
+        <w:rPr>
+          <w:lang w:val="en_US" w:bidi="en_US"/>
+        </w:rPr>
+        <w:t>3:10</w:t>
+      </w:r>
       <w:r>
         <w:rPr>
           <w:lang w:val="en_US" w:bidi="en_US"/>
         </w:rPr>
         <w:t xml:space="preserve">, </w:t>
       </w:r>
-      <w:hyperlink r:id="rId21">
-        <w:r>
-          <w:rPr>
-            <w:lang w:val="en_US" w:bidi="en_US"/>
-          </w:rPr>
-          <w:rPr>
-            <w:color w:val="0000EE"/>
-            <w:u w:val="single"/>
-          </w:rPr>
-          <w:t>3:12</w:t>
-        </w:r>
-      </w:hyperlink>
+      <w:r>
+        <w:rPr>
+          <w:lang w:val="en_US" w:bidi="en_US"/>
+        </w:rPr>
+        <w:t>3:12</w:t>
+      </w:r>
       <w:r>
         <w:rPr>
           <w:lang w:val="en_US" w:bidi="en_US"/>
         </w:rPr>
         <w:t xml:space="preserve">, </w:t>
       </w:r>
-      <w:hyperlink r:id="rId22">
-        <w:r>
-          <w:rPr>
-            <w:lang w:val="en_US" w:bidi="en_US"/>
-          </w:rPr>
-          <w:rPr>
-            <w:color w:val="0000EE"/>
-            <w:u w:val="single"/>
-          </w:rPr>
-          <w:t>3:14</w:t>
-        </w:r>
-      </w:hyperlink>
+      <w:r>
+        <w:rPr>
+          <w:lang w:val="en_US" w:bidi="en_US"/>
+        </w:rPr>
+        <w:t>3:14</w:t>
+      </w:r>
       <w:r>
         <w:rPr>
           <w:lang w:val="en_US" w:bidi="en_US"/>
         </w:rPr>
         <w:t xml:space="preserve">, </w:t>
       </w:r>
-      <w:hyperlink r:id="rId23">
-        <w:r>
-          <w:rPr>
-            <w:lang w:val="en_US" w:bidi="en_US"/>
-          </w:rPr>
-          <w:rPr>
-            <w:color w:val="0000EE"/>
-            <w:u w:val="single"/>
-          </w:rPr>
-          <w:t>3:15</w:t>
-        </w:r>
-      </w:hyperlink>
+      <w:r>
+        <w:rPr>
+          <w:lang w:val="en_US" w:bidi="en_US"/>
+        </w:rPr>
+        <w:t>3:15</w:t>
+      </w:r>
       <w:r>
         <w:rPr>
           <w:lang w:val="en_US" w:bidi="en_US"/>
         </w:rPr>
         <w:t xml:space="preserve">, </w:t>
       </w:r>
-      <w:hyperlink r:id="rId24">
-        <w:r>
-          <w:rPr>
-            <w:lang w:val="en_US" w:bidi="en_US"/>
-          </w:rPr>
-          <w:rPr>
-            <w:color w:val="0000EE"/>
-            <w:u w:val="single"/>
-          </w:rPr>
-          <w:t>3:18</w:t>
-        </w:r>
-      </w:hyperlink>
+      <w:r>
+        <w:rPr>
+          <w:lang w:val="en_US" w:bidi="en_US"/>
+        </w:rPr>
+        <w:t>3:18</w:t>
+      </w:r>
       <w:r>
         <w:rPr>
           <w:lang w:val="en_US" w:bidi="en_US"/>
@@ -1149,18 +1071,12 @@
         </w:rPr>
         <w:t xml:space="preserve"> of false god v:</w:t>
       </w:r>
-      <w:hyperlink r:id="rId17">
-        <w:r>
-          <w:rPr>
-            <w:lang w:val="en_US" w:bidi="en_US"/>
-          </w:rPr>
-          <w:rPr>
-            <w:color w:val="0000EE"/>
-            <w:u w:val="single"/>
-          </w:rPr>
-          <w:t>28</w:t>
-        </w:r>
-      </w:hyperlink>
+      <w:r>
+        <w:rPr>
+          <w:lang w:val="en_US" w:bidi="en_US"/>
+        </w:rPr>
+        <w:t>28</w:t>
+      </w:r>
       <w:r>
         <w:rPr>
           <w:lang w:val="en_US" w:bidi="en_US"/>
@@ -1179,54 +1095,36 @@
         </w:rPr>
         <w:t>: om., v:</w:t>
       </w:r>
-      <w:hyperlink r:id="rId16">
-        <w:r>
-          <w:rPr>
-            <w:lang w:val="en_US" w:bidi="en_US"/>
-          </w:rPr>
-          <w:rPr>
-            <w:color w:val="0000EE"/>
-            <w:u w:val="single"/>
-          </w:rPr>
-          <w:t>6</w:t>
-        </w:r>
-      </w:hyperlink>
+      <w:r>
+        <w:rPr>
+          <w:lang w:val="en_US" w:bidi="en_US"/>
+        </w:rPr>
+        <w:t>6</w:t>
+      </w:r>
       <w:r>
         <w:rPr>
           <w:lang w:val="en_US" w:bidi="en_US"/>
         </w:rPr>
         <w:t>, v:</w:t>
       </w:r>
-      <w:hyperlink r:id="rId25">
-        <w:r>
-          <w:rPr>
-            <w:lang w:val="en_US" w:bidi="en_US"/>
-          </w:rPr>
-          <w:rPr>
-            <w:color w:val="0000EE"/>
-            <w:u w:val="single"/>
-          </w:rPr>
-          <w:t>11</w:t>
-        </w:r>
-      </w:hyperlink>
+      <w:r>
+        <w:rPr>
+          <w:lang w:val="en_US" w:bidi="en_US"/>
+        </w:rPr>
+        <w:t>11</w:t>
+      </w:r>
       <w:r>
         <w:rPr>
           <w:lang w:val="en_US" w:bidi="en_US"/>
         </w:rPr>
         <w:t>, v:</w:t>
       </w:r>
-      <w:hyperlink r:id="rId23">
-        <w:r>
-          <w:rPr>
-            <w:lang w:val="en_US" w:bidi="en_US"/>
-          </w:rPr>
-          <w:rPr>
-            <w:color w:val="0000EE"/>
-            <w:u w:val="single"/>
-          </w:rPr>
-          <w:t>15</w:t>
-        </w:r>
-      </w:hyperlink>
+      <w:r>
+        <w:rPr>
+          <w:lang w:val="en_US" w:bidi="en_US"/>
+        </w:rPr>
+        <w:t>15</w:t>
+      </w:r>
       <w:r>
         <w:rPr>
           <w:lang w:val="en_US" w:bidi="en_US"/>
@@ -1245,18 +1143,12 @@
         </w:rPr>
         <w:t xml:space="preserve">: </w:t>
       </w:r>
-      <w:hyperlink r:id="rId15">
-        <w:r>
-          <w:rPr>
-            <w:lang w:val="en_US" w:bidi="en_US"/>
-          </w:rPr>
-          <w:rPr>
-            <w:color w:val="0000EE"/>
-            <w:u w:val="single"/>
-          </w:rPr>
-          <w:t>2:46</w:t>
-        </w:r>
-      </w:hyperlink>
+      <w:r>
+        <w:rPr>
+          <w:lang w:val="en_US" w:bidi="en_US"/>
+        </w:rPr>
+        <w:t>2:46</w:t>
+      </w:r>
       <w:r>
         <w:rPr>
           <w:lang w:val="en_US" w:bidi="en_US"/>
@@ -1400,18 +1292,12 @@
         </w:rPr>
         <w:t xml:space="preserve"> </w:t>
       </w:r>
-      <w:hyperlink r:id="rId26">
-        <w:r>
-          <w:rPr>
-            <w:lang w:val="en_US" w:bidi="en_US"/>
-          </w:rPr>
-          <w:rPr>
-            <w:color w:val="0000EE"/>
-            <w:u w:val="single"/>
-          </w:rPr>
-          <w:t>Dn 2:48</w:t>
-        </w:r>
-      </w:hyperlink>
+      <w:r>
+        <w:rPr>
+          <w:lang w:val="en_US" w:bidi="en_US"/>
+        </w:rPr>
+        <w:t>Dn 2:48</w:t>
+      </w:r>
       <w:r>
         <w:rPr>
           <w:lang w:val="en_US" w:bidi="en_US"/>
@@ -1430,72 +1316,48 @@
         </w:rPr>
         <w:t xml:space="preserve"> </w:t>
       </w:r>
-      <w:hyperlink r:id="rId27">
-        <w:r>
-          <w:rPr>
-            <w:lang w:val="en_US" w:bidi="en_US"/>
-          </w:rPr>
-          <w:rPr>
-            <w:color w:val="0000EE"/>
-            <w:u w:val="single"/>
-          </w:rPr>
-          <w:t>3:2</w:t>
-        </w:r>
-      </w:hyperlink>
+      <w:r>
+        <w:rPr>
+          <w:lang w:val="en_US" w:bidi="en_US"/>
+        </w:rPr>
+        <w:t>3:2</w:t>
+      </w:r>
       <w:r>
         <w:rPr>
           <w:lang w:val="en_US" w:bidi="en_US"/>
         </w:rPr>
         <w:t xml:space="preserve">, </w:t>
       </w:r>
-      <w:hyperlink r:id="rId28">
-        <w:r>
-          <w:rPr>
-            <w:lang w:val="en_US" w:bidi="en_US"/>
-          </w:rPr>
-          <w:rPr>
-            <w:color w:val="0000EE"/>
-            <w:u w:val="single"/>
-          </w:rPr>
-          <w:t>3:3</w:t>
-        </w:r>
-      </w:hyperlink>
+      <w:r>
+        <w:rPr>
+          <w:lang w:val="en_US" w:bidi="en_US"/>
+        </w:rPr>
+        <w:t>3:3</w:t>
+      </w:r>
       <w:r>
         <w:rPr>
           <w:lang w:val="en_US" w:bidi="en_US"/>
         </w:rPr>
         <w:t xml:space="preserve">, </w:t>
       </w:r>
-      <w:hyperlink r:id="rId29">
-        <w:r>
-          <w:rPr>
-            <w:lang w:val="en_US" w:bidi="en_US"/>
-          </w:rPr>
-          <w:rPr>
-            <w:color w:val="0000EE"/>
-            <w:u w:val="single"/>
-          </w:rPr>
-          <w:t>3:27</w:t>
-        </w:r>
-      </w:hyperlink>
+      <w:r>
+        <w:rPr>
+          <w:lang w:val="en_US" w:bidi="en_US"/>
+        </w:rPr>
+        <w:t>3:27</w:t>
+      </w:r>
       <w:r>
         <w:rPr>
           <w:lang w:val="en_US" w:bidi="en_US"/>
         </w:rPr>
         <w:t xml:space="preserve">, </w:t>
       </w:r>
-      <w:hyperlink r:id="rId30">
-        <w:r>
-          <w:rPr>
-            <w:lang w:val="en_US" w:bidi="en_US"/>
-          </w:rPr>
-          <w:rPr>
-            <w:color w:val="0000EE"/>
-            <w:u w:val="single"/>
-          </w:rPr>
-          <w:t>6:8</w:t>
-        </w:r>
-      </w:hyperlink>
+      <w:r>
+        <w:rPr>
+          <w:lang w:val="en_US" w:bidi="en_US"/>
+        </w:rPr>
+        <w:t>6:8</w:t>
+      </w:r>
       <w:r>
         <w:rPr>
           <w:lang w:val="en_US" w:bidi="en_US"/>
@@ -1617,18 +1479,12 @@
         </w:rPr>
         <w:t xml:space="preserve">: </w:t>
       </w:r>
-      <w:hyperlink r:id="rId31">
-        <w:r>
-          <w:rPr>
-            <w:lang w:val="en_US" w:bidi="en_US"/>
-          </w:rPr>
-          <w:rPr>
-            <w:color w:val="0000EE"/>
-            <w:u w:val="single"/>
-          </w:rPr>
-          <w:t>Dn 6:23</w:t>
-        </w:r>
-      </w:hyperlink>
+      <w:r>
+        <w:rPr>
+          <w:lang w:val="en_US" w:bidi="en_US"/>
+        </w:rPr>
+        <w:t>Dn 6:23</w:t>
+      </w:r>
       <w:r>
         <w:rPr>
           <w:lang w:val="en_US" w:bidi="en_US"/>
@@ -1886,18 +1742,12 @@
         </w:rPr>
         <w:t>:</w:t>
       </w:r>
-      <w:hyperlink r:id="rId19">
-        <w:r>
-          <w:rPr>
-            <w:lang w:val="en_US" w:bidi="en_US"/>
-          </w:rPr>
-          <w:rPr>
-            <w:color w:val="0000EE"/>
-            <w:u w:val="single"/>
-          </w:rPr>
-          <w:t>Dn 3:5</w:t>
-        </w:r>
-      </w:hyperlink>
+      <w:r>
+        <w:rPr>
+          <w:lang w:val="en_US" w:bidi="en_US"/>
+        </w:rPr>
+        <w:t>Dn 3:5</w:t>
+      </w:r>
       <w:r>
         <w:rPr>
           <w:lang w:val="en_US" w:bidi="en_US"/>
@@ -1974,36 +1824,24 @@
         </w:rPr>
         <w:t xml:space="preserve">: </w:t>
       </w:r>
-      <w:hyperlink r:id="rId19">
-        <w:r>
-          <w:rPr>
-            <w:lang w:val="en_US" w:bidi="en_US"/>
-          </w:rPr>
-          <w:rPr>
-            <w:color w:val="0000EE"/>
-            <w:u w:val="single"/>
-          </w:rPr>
-          <w:t>Dn 3:5</w:t>
-        </w:r>
-      </w:hyperlink>
+      <w:r>
+        <w:rPr>
+          <w:lang w:val="en_US" w:bidi="en_US"/>
+        </w:rPr>
+        <w:t>Dn 3:5</w:t>
+      </w:r>
       <w:r>
         <w:rPr>
           <w:lang w:val="en_US" w:bidi="en_US"/>
         </w:rPr>
         <w:t xml:space="preserve">, </w:t>
       </w:r>
-      <w:hyperlink r:id="rId23">
-        <w:r>
-          <w:rPr>
-            <w:lang w:val="en_US" w:bidi="en_US"/>
-          </w:rPr>
-          <w:rPr>
-            <w:color w:val="0000EE"/>
-            <w:u w:val="single"/>
-          </w:rPr>
-          <w:t>3:15</w:t>
-        </w:r>
-      </w:hyperlink>
+      <w:r>
+        <w:rPr>
+          <w:lang w:val="en_US" w:bidi="en_US"/>
+        </w:rPr>
+        <w:t>3:15</w:t>
+      </w:r>
       <w:r>
         <w:rPr>
           <w:lang w:val="en_US" w:bidi="en_US"/>
@@ -2058,18 +1896,12 @@
         </w:rPr>
         <w:t xml:space="preserve"> v:</w:t>
       </w:r>
-      <w:hyperlink r:id="rId20">
-        <w:r>
-          <w:rPr>
-            <w:lang w:val="en_US" w:bidi="en_US"/>
-          </w:rPr>
-          <w:rPr>
-            <w:color w:val="0000EE"/>
-            <w:u w:val="single"/>
-          </w:rPr>
-          <w:t>10</w:t>
-        </w:r>
-      </w:hyperlink>
+      <w:r>
+        <w:rPr>
+          <w:lang w:val="en_US" w:bidi="en_US"/>
+        </w:rPr>
+        <w:t>10</w:t>
+      </w:r>
       <w:r>
         <w:rPr>
           <w:lang w:val="en_US" w:bidi="en_US"/>
@@ -2318,18 +2150,12 @@
         </w:rPr>
         <w:t xml:space="preserve"> </w:t>
       </w:r>
-      <w:hyperlink r:id="rId32">
-        <w:r>
-          <w:rPr>
-            <w:lang w:val="en_US" w:bidi="en_US"/>
-          </w:rPr>
-          <w:rPr>
-            <w:color w:val="0000EE"/>
-            <w:u w:val="single"/>
-          </w:rPr>
-          <w:t>Dn 4:30</w:t>
-        </w:r>
-      </w:hyperlink>
+      <w:r>
+        <w:rPr>
+          <w:lang w:val="en_US" w:bidi="en_US"/>
+        </w:rPr>
+        <w:t>Dn 4:30</w:t>
+      </w:r>
       <w:r>
         <w:rPr>
           <w:lang w:val="en_US" w:bidi="en_US"/>
@@ -2386,18 +2212,12 @@
         </w:rPr>
         <w:t xml:space="preserve"> </w:t>
       </w:r>
-      <w:hyperlink r:id="rId33">
-        <w:r>
-          <w:rPr>
-            <w:lang w:val="en_US" w:bidi="en_US"/>
-          </w:rPr>
-          <w:rPr>
-            <w:color w:val="0000EE"/>
-            <w:u w:val="single"/>
-          </w:rPr>
-          <w:t>Dn 2:44</w:t>
-        </w:r>
-      </w:hyperlink>
+      <w:r>
+        <w:rPr>
+          <w:lang w:val="en_US" w:bidi="en_US"/>
+        </w:rPr>
+        <w:t>Dn 2:44</w:t>
+      </w:r>
       <w:r>
         <w:rPr>
           <w:lang w:val="en_US" w:bidi="en_US"/>
@@ -2492,36 +2312,24 @@
         </w:rPr>
         <w:t xml:space="preserve"> of the earth </w:t>
       </w:r>
-      <w:hyperlink r:id="rId34">
-        <w:r>
-          <w:rPr>
-            <w:lang w:val="en_US" w:bidi="en_US"/>
-          </w:rPr>
-          <w:rPr>
-            <w:color w:val="0000EE"/>
-            <w:u w:val="single"/>
-          </w:rPr>
-          <w:t>Dn 4:8</w:t>
-        </w:r>
-      </w:hyperlink>
+      <w:r>
+        <w:rPr>
+          <w:lang w:val="en_US" w:bidi="en_US"/>
+        </w:rPr>
+        <w:t>Dn 4:8</w:t>
+      </w:r>
       <w:r>
         <w:rPr>
           <w:lang w:val="en_US" w:bidi="en_US"/>
         </w:rPr>
         <w:t xml:space="preserve">, </w:t>
       </w:r>
-      <w:hyperlink r:id="rId35">
-        <w:r>
-          <w:rPr>
-            <w:lang w:val="en_US" w:bidi="en_US"/>
-          </w:rPr>
-          <w:rPr>
-            <w:color w:val="0000EE"/>
-            <w:u w:val="single"/>
-          </w:rPr>
-          <w:t>4:19</w:t>
-        </w:r>
-      </w:hyperlink>
+      <w:r>
+        <w:rPr>
+          <w:lang w:val="en_US" w:bidi="en_US"/>
+        </w:rPr>
+        <w:t>4:19</w:t>
+      </w:r>
       <w:r>
         <w:rPr>
           <w:lang w:val="en_US" w:bidi="en_US"/>
@@ -2540,18 +2348,12 @@
         </w:rPr>
         <w:t xml:space="preserve"> </w:t>
       </w:r>
-      <w:hyperlink r:id="rId36">
-        <w:r>
-          <w:rPr>
-            <w:lang w:val="en_US" w:bidi="en_US"/>
-          </w:rPr>
-          <w:rPr>
-            <w:color w:val="0000EE"/>
-            <w:u w:val="single"/>
-          </w:rPr>
-          <w:t>7:28</w:t>
-        </w:r>
-      </w:hyperlink>
+      <w:r>
+        <w:rPr>
+          <w:lang w:val="en_US" w:bidi="en_US"/>
+        </w:rPr>
+        <w:t>7:28</w:t>
+      </w:r>
       <w:r>
         <w:rPr>
           <w:lang w:val="en_US" w:bidi="en_US"/>
@@ -2596,36 +2398,24 @@
         </w:rPr>
         <w:t xml:space="preserve"> </w:t>
       </w:r>
-      <w:hyperlink r:id="rId37">
-        <w:r>
-          <w:rPr>
-            <w:lang w:val="en_US" w:bidi="en_US"/>
-          </w:rPr>
-          <w:rPr>
-            <w:color w:val="0000EE"/>
-            <w:u w:val="single"/>
-          </w:rPr>
-          <w:t>6:27</w:t>
-        </w:r>
-      </w:hyperlink>
+      <w:r>
+        <w:rPr>
+          <w:lang w:val="en_US" w:bidi="en_US"/>
+        </w:rPr>
+        <w:t>6:27</w:t>
+      </w:r>
       <w:r>
         <w:rPr>
           <w:lang w:val="en_US" w:bidi="en_US"/>
         </w:rPr>
         <w:t xml:space="preserve">, </w:t>
       </w:r>
-      <w:hyperlink r:id="rId38">
-        <w:r>
-          <w:rPr>
-            <w:lang w:val="en_US" w:bidi="en_US"/>
-          </w:rPr>
-          <w:rPr>
-            <w:color w:val="0000EE"/>
-            <w:u w:val="single"/>
-          </w:rPr>
-          <w:t>7:26</w:t>
-        </w:r>
-      </w:hyperlink>
+      <w:r>
+        <w:rPr>
+          <w:lang w:val="en_US" w:bidi="en_US"/>
+        </w:rPr>
+        <w:t>7:26</w:t>
+      </w:r>
       <w:r>
         <w:rPr>
           <w:lang w:val="en_US" w:bidi="en_US"/>
@@ -2842,18 +2632,12 @@
         </w:rPr>
         <w:t xml:space="preserve"> </w:t>
       </w:r>
-      <w:hyperlink r:id="rId39">
-        <w:r>
-          <w:rPr>
-            <w:lang w:val="en_US" w:bidi="en_US"/>
-          </w:rPr>
-          <w:rPr>
-            <w:color w:val="0000EE"/>
-            <w:u w:val="single"/>
-          </w:rPr>
-          <w:t>Dn 7:20</w:t>
-        </w:r>
-      </w:hyperlink>
+      <w:r>
+        <w:rPr>
+          <w:lang w:val="en_US" w:bidi="en_US"/>
+        </w:rPr>
+        <w:t>Dn 7:20</w:t>
+      </w:r>
       <w:r>
         <w:rPr>
           <w:lang w:val="en_US" w:bidi="en_US"/>
@@ -2872,18 +2656,12 @@
         </w:rPr>
         <w:t xml:space="preserve"> (!) v:</w:t>
       </w:r>
-      <w:hyperlink r:id="rId36">
-        <w:r>
-          <w:rPr>
-            <w:lang w:val="en_US" w:bidi="en_US"/>
-          </w:rPr>
-          <w:rPr>
-            <w:color w:val="0000EE"/>
-            <w:u w:val="single"/>
-          </w:rPr>
-          <w:t>28</w:t>
-        </w:r>
-      </w:hyperlink>
+      <w:r>
+        <w:rPr>
+          <w:lang w:val="en_US" w:bidi="en_US"/>
+        </w:rPr>
+        <w:t>28</w:t>
+      </w:r>
       <w:r>
         <w:rPr>
           <w:lang w:val="en_US" w:bidi="en_US"/>
@@ -2921,36 +2699,24 @@
         </w:rPr>
         <w:t xml:space="preserve"> </w:t>
       </w:r>
-      <w:hyperlink r:id="rId40">
-        <w:r>
-          <w:rPr>
-            <w:lang w:val="en_US" w:bidi="en_US"/>
-          </w:rPr>
-          <w:rPr>
-            <w:color w:val="0000EE"/>
-            <w:u w:val="single"/>
-          </w:rPr>
-          <w:t>2:29</w:t>
-        </w:r>
-      </w:hyperlink>
+      <w:r>
+        <w:rPr>
+          <w:lang w:val="en_US" w:bidi="en_US"/>
+        </w:rPr>
+        <w:t>2:29</w:t>
+      </w:r>
       <w:r>
         <w:rPr>
           <w:lang w:val="en_US" w:bidi="en_US"/>
         </w:rPr>
         <w:t xml:space="preserve">, </w:t>
       </w:r>
-      <w:hyperlink r:id="rId41">
-        <w:r>
-          <w:rPr>
-            <w:lang w:val="en_US" w:bidi="en_US"/>
-          </w:rPr>
-          <w:rPr>
-            <w:color w:val="0000EE"/>
-            <w:u w:val="single"/>
-          </w:rPr>
-          <w:t>Ezr 4:12</w:t>
-        </w:r>
-      </w:hyperlink>
+      <w:r>
+        <w:rPr>
+          <w:lang w:val="en_US" w:bidi="en_US"/>
+        </w:rPr>
+        <w:t>Ezr 4:12</w:t>
+      </w:r>
       <w:r>
         <w:rPr>
           <w:lang w:val="en_US" w:bidi="en_US"/>
@@ -2982,18 +2748,12 @@
         </w:rPr>
         <w:t xml:space="preserve"> </w:t>
       </w:r>
-      <w:hyperlink r:id="rId42">
-        <w:r>
-          <w:rPr>
-            <w:lang w:val="en_US" w:bidi="en_US"/>
-          </w:rPr>
-          <w:rPr>
-            <w:color w:val="0000EE"/>
-            <w:u w:val="single"/>
-          </w:rPr>
-          <w:t>Dn 7:3</w:t>
-        </w:r>
-      </w:hyperlink>
+      <w:r>
+        <w:rPr>
+          <w:lang w:val="en_US" w:bidi="en_US"/>
+        </w:rPr>
+        <w:t>Dn 7:3</w:t>
+      </w:r>
       <w:r>
         <w:rPr>
           <w:lang w:val="en_US" w:bidi="en_US"/>
@@ -3037,18 +2797,12 @@
         </w:rPr>
         <w:t xml:space="preserve"> </w:t>
       </w:r>
-      <w:hyperlink r:id="rId41">
-        <w:r>
-          <w:rPr>
-            <w:lang w:val="en_US" w:bidi="en_US"/>
-          </w:rPr>
-          <w:rPr>
-            <w:color w:val="0000EE"/>
-            <w:u w:val="single"/>
-          </w:rPr>
-          <w:t>Ezr 4:12</w:t>
-        </w:r>
-      </w:hyperlink>
+      <w:r>
+        <w:rPr>
+          <w:lang w:val="en_US" w:bidi="en_US"/>
+        </w:rPr>
+        <w:t>Ezr 4:12</w:t>
+      </w:r>
       <w:r>
         <w:rPr>
           <w:lang w:val="en_US" w:bidi="en_US"/>
@@ -3067,72 +2821,48 @@
         </w:rPr>
         <w:t xml:space="preserve"> </w:t>
       </w:r>
-      <w:hyperlink r:id="rId42">
-        <w:r>
-          <w:rPr>
-            <w:lang w:val="en_US" w:bidi="en_US"/>
-          </w:rPr>
-          <w:rPr>
-            <w:color w:val="0000EE"/>
-            <w:u w:val="single"/>
-          </w:rPr>
-          <w:t>Dn 7:3</w:t>
-        </w:r>
-      </w:hyperlink>
+      <w:r>
+        <w:rPr>
+          <w:lang w:val="en_US" w:bidi="en_US"/>
+        </w:rPr>
+        <w:t>Dn 7:3</w:t>
+      </w:r>
       <w:r>
         <w:rPr>
           <w:lang w:val="en_US" w:bidi="en_US"/>
         </w:rPr>
         <w:t xml:space="preserve">; abs. of horn in vision </w:t>
       </w:r>
-      <w:hyperlink r:id="rId43">
-        <w:r>
-          <w:rPr>
-            <w:lang w:val="en_US" w:bidi="en_US"/>
-          </w:rPr>
-          <w:rPr>
-            <w:color w:val="0000EE"/>
-            <w:u w:val="single"/>
-          </w:rPr>
-          <w:t>7:8</w:t>
-        </w:r>
-      </w:hyperlink>
+      <w:r>
+        <w:rPr>
+          <w:lang w:val="en_US" w:bidi="en_US"/>
+        </w:rPr>
+        <w:t>7:8</w:t>
+      </w:r>
       <w:r>
         <w:rPr>
           <w:lang w:val="en_US" w:bidi="en_US"/>
         </w:rPr>
         <w:t xml:space="preserve">, </w:t>
       </w:r>
-      <w:hyperlink r:id="rId39">
-        <w:r>
-          <w:rPr>
-            <w:lang w:val="en_US" w:bidi="en_US"/>
-          </w:rPr>
-          <w:rPr>
-            <w:color w:val="0000EE"/>
-            <w:u w:val="single"/>
-          </w:rPr>
-          <w:t>7:20</w:t>
-        </w:r>
-      </w:hyperlink>
+      <w:r>
+        <w:rPr>
+          <w:lang w:val="en_US" w:bidi="en_US"/>
+        </w:rPr>
+        <w:t>7:20</w:t>
+      </w:r>
       <w:r>
         <w:rPr>
           <w:lang w:val="en_US" w:bidi="en_US"/>
         </w:rPr>
         <w:t xml:space="preserve">; fig. of thoughts </w:t>
       </w:r>
-      <w:hyperlink r:id="rId40">
-        <w:r>
-          <w:rPr>
-            <w:lang w:val="en_US" w:bidi="en_US"/>
-          </w:rPr>
-          <w:rPr>
-            <w:color w:val="0000EE"/>
-            <w:u w:val="single"/>
-          </w:rPr>
-          <w:t>2:29</w:t>
-        </w:r>
-      </w:hyperlink>
+      <w:r>
+        <w:rPr>
+          <w:lang w:val="en_US" w:bidi="en_US"/>
+        </w:rPr>
+        <w:t>2:29</w:t>
+      </w:r>
       <w:r>
         <w:rPr>
           <w:lang w:val="en_US" w:bidi="en_US"/>
@@ -3215,18 +2945,12 @@
         </w:rPr>
         <w:t xml:space="preserve"> 44 b)) </w:t>
       </w:r>
-      <w:hyperlink r:id="rId44">
-        <w:r>
-          <w:rPr>
-            <w:lang w:val="en_US" w:bidi="en_US"/>
-          </w:rPr>
-          <w:rPr>
-            <w:color w:val="0000EE"/>
-            <w:u w:val="single"/>
-          </w:rPr>
-          <w:t>Dn 3:22</w:t>
-        </w:r>
-      </w:hyperlink>
+      <w:r>
+        <w:rPr>
+          <w:lang w:val="en_US" w:bidi="en_US"/>
+        </w:rPr>
+        <w:t>Dn 3:22</w:t>
+      </w:r>
       <w:r>
         <w:rPr>
           <w:lang w:val="en_US" w:bidi="en_US"/>
@@ -3289,18 +3013,12 @@
         </w:rPr>
         <w:t xml:space="preserve">:§ 3 h) </w:t>
       </w:r>
-      <w:hyperlink r:id="rId45">
-        <w:r>
-          <w:rPr>
-            <w:lang w:val="en_US" w:bidi="en_US"/>
-          </w:rPr>
-          <w:rPr>
-            <w:color w:val="0000EE"/>
-            <w:u w:val="single"/>
-          </w:rPr>
-          <w:t>6:24</w:t>
-        </w:r>
-      </w:hyperlink>
+      <w:r>
+        <w:rPr>
+          <w:lang w:val="en_US" w:bidi="en_US"/>
+        </w:rPr>
+        <w:t>6:24</w:t>
+      </w:r>
       <w:r>
         <w:rPr>
           <w:lang w:val="en_US" w:bidi="en_US"/>
@@ -3431,18 +3149,12 @@
         </w:rPr>
         <w:t xml:space="preserve"> </w:t>
       </w:r>
-      <w:hyperlink r:id="rId45">
-        <w:r>
-          <w:rPr>
-            <w:lang w:val="en_US" w:bidi="en_US"/>
-          </w:rPr>
-          <w:rPr>
-            <w:color w:val="0000EE"/>
-            <w:u w:val="single"/>
-          </w:rPr>
-          <w:t>6:24</w:t>
-        </w:r>
-      </w:hyperlink>
+      <w:r>
+        <w:rPr>
+          <w:lang w:val="en_US" w:bidi="en_US"/>
+        </w:rPr>
+        <w:t>6:24</w:t>
+      </w:r>
       <w:r>
         <w:rPr>
           <w:lang w:val="en_US" w:bidi="en_US"/>
@@ -3620,18 +3332,12 @@
         </w:rPr>
         <w:t xml:space="preserve"> </w:t>
       </w:r>
-      <w:hyperlink r:id="rId46">
-        <w:r>
-          <w:rPr>
-            <w:lang w:val="en_US" w:bidi="en_US"/>
-          </w:rPr>
-          <w:rPr>
-            <w:color w:val="0000EE"/>
-            <w:u w:val="single"/>
-          </w:rPr>
-          <w:t>Ezr 5:2</w:t>
-        </w:r>
-      </w:hyperlink>
+      <w:r>
+        <w:rPr>
+          <w:lang w:val="en_US" w:bidi="en_US"/>
+        </w:rPr>
+        <w:t>Ezr 5:2</w:t>
+      </w:r>
       <w:r>
         <w:rPr>
           <w:lang w:val="en_US" w:bidi="en_US"/>
@@ -3729,18 +3435,12 @@
         </w:rPr>
         <w:t>:</w:t>
       </w:r>
-      <w:hyperlink r:id="rId47">
-        <w:r>
-          <w:rPr>
-            <w:lang w:val="en_US" w:bidi="en_US"/>
-          </w:rPr>
-          <w:rPr>
-            <w:color w:val="0000EE"/>
-            <w:u w:val="single"/>
-          </w:rPr>
-          <w:t>Dn 7:10</w:t>
-        </w:r>
-      </w:hyperlink>
+      <w:r>
+        <w:rPr>
+          <w:lang w:val="en_US" w:bidi="en_US"/>
+        </w:rPr>
+        <w:t>Dn 7:10</w:t>
+      </w:r>
       <w:r>
         <w:rPr>
           <w:lang w:val="en_US" w:bidi="en_US"/>
@@ -3796,36 +3496,24 @@
         </w:rPr>
         <w:t xml:space="preserve">: </w:t>
       </w:r>
-      <w:hyperlink r:id="rId48">
-        <w:r>
-          <w:rPr>
-            <w:lang w:val="en_US" w:bidi="en_US"/>
-          </w:rPr>
-          <w:rPr>
-            <w:color w:val="0000EE"/>
-            <w:u w:val="single"/>
-          </w:rPr>
-          <w:t>Ezr 4:15</w:t>
-        </w:r>
-      </w:hyperlink>
+      <w:r>
+        <w:rPr>
+          <w:lang w:val="en_US" w:bidi="en_US"/>
+        </w:rPr>
+        <w:t>Ezr 4:15</w:t>
+      </w:r>
       <w:r>
         <w:rPr>
           <w:lang w:val="en_US" w:bidi="en_US"/>
         </w:rPr>
         <w:t xml:space="preserve">, </w:t>
       </w:r>
-      <w:hyperlink r:id="rId48">
-        <w:r>
-          <w:rPr>
-            <w:lang w:val="en_US" w:bidi="en_US"/>
-          </w:rPr>
-          <w:rPr>
-            <w:color w:val="0000EE"/>
-            <w:u w:val="single"/>
-          </w:rPr>
-          <w:t>4:15</w:t>
-        </w:r>
-      </w:hyperlink>
+      <w:r>
+        <w:rPr>
+          <w:lang w:val="en_US" w:bidi="en_US"/>
+        </w:rPr>
+        <w:t>4:15</w:t>
+      </w:r>
       <w:r>
         <w:rPr>
           <w:lang w:val="en_US" w:bidi="en_US"/>
@@ -3856,18 +3544,12 @@
         </w:rPr>
         <w:t xml:space="preserve">: </w:t>
       </w:r>
-      <w:hyperlink r:id="rId49">
-        <w:r>
-          <w:rPr>
-            <w:lang w:val="en_US" w:bidi="en_US"/>
-          </w:rPr>
-          <w:rPr>
-            <w:color w:val="0000EE"/>
-            <w:u w:val="single"/>
-          </w:rPr>
-          <w:t>6:18</w:t>
-        </w:r>
-      </w:hyperlink>
+      <w:r>
+        <w:rPr>
+          <w:lang w:val="en_US" w:bidi="en_US"/>
+        </w:rPr>
+        <w:t>6:18</w:t>
+      </w:r>
       <w:r>
         <w:rPr>
           <w:lang w:val="en_US" w:bidi="en_US"/>
@@ -3898,18 +3580,12 @@
         </w:rPr>
         <w:t xml:space="preserve"> </w:t>
       </w:r>
-      <w:hyperlink r:id="rId47">
-        <w:r>
-          <w:rPr>
-            <w:lang w:val="en_US" w:bidi="en_US"/>
-          </w:rPr>
-          <w:rPr>
-            <w:color w:val="0000EE"/>
-            <w:u w:val="single"/>
-          </w:rPr>
-          <w:t>Dn 7:10</w:t>
-        </w:r>
-      </w:hyperlink>
+      <w:r>
+        <w:rPr>
+          <w:lang w:val="en_US" w:bidi="en_US"/>
+        </w:rPr>
+        <w:t>Dn 7:10</w:t>
+      </w:r>
       <w:r>
         <w:rPr>
           <w:lang w:val="en_US" w:bidi="en_US"/>
@@ -3953,18 +3629,12 @@
         </w:rPr>
         <w:t xml:space="preserve"> </w:t>
       </w:r>
-      <w:hyperlink r:id="rId50">
-        <w:r>
-          <w:rPr>
-            <w:lang w:val="en_US" w:bidi="en_US"/>
-          </w:rPr>
-          <w:rPr>
-            <w:color w:val="0000EE"/>
-            <w:u w:val="single"/>
-          </w:rPr>
-          <w:t>Ezr 6:1</w:t>
-        </w:r>
-      </w:hyperlink>
+      <w:r>
+        <w:rPr>
+          <w:lang w:val="en_US" w:bidi="en_US"/>
+        </w:rPr>
+        <w:t>Ezr 6:1</w:t>
+      </w:r>
       <w:r>
         <w:rPr>
           <w:lang w:val="en_US" w:bidi="en_US"/>
@@ -4084,72 +3754,48 @@
         </w:rPr>
         <w:t xml:space="preserve">, Persian official, </w:t>
       </w:r>
-      <w:hyperlink r:id="rId51">
-        <w:r>
-          <w:rPr>
-            <w:lang w:val="en_US" w:bidi="en_US"/>
-          </w:rPr>
-          <w:rPr>
-            <w:color w:val="0000EE"/>
-            <w:u w:val="single"/>
-          </w:rPr>
-          <w:t>Ezr 4:8</w:t>
-        </w:r>
-      </w:hyperlink>
+      <w:r>
+        <w:rPr>
+          <w:lang w:val="en_US" w:bidi="en_US"/>
+        </w:rPr>
+        <w:t>Ezr 4:8</w:t>
+      </w:r>
       <w:r>
         <w:rPr>
           <w:lang w:val="en_US" w:bidi="en_US"/>
         </w:rPr>
         <w:t xml:space="preserve">, </w:t>
       </w:r>
-      <w:hyperlink r:id="rId52">
-        <w:r>
-          <w:rPr>
-            <w:lang w:val="en_US" w:bidi="en_US"/>
-          </w:rPr>
-          <w:rPr>
-            <w:color w:val="0000EE"/>
-            <w:u w:val="single"/>
-          </w:rPr>
-          <w:t>4:9</w:t>
-        </w:r>
-      </w:hyperlink>
+      <w:r>
+        <w:rPr>
+          <w:lang w:val="en_US" w:bidi="en_US"/>
+        </w:rPr>
+        <w:t>4:9</w:t>
+      </w:r>
       <w:r>
         <w:rPr>
           <w:lang w:val="en_US" w:bidi="en_US"/>
         </w:rPr>
         <w:t xml:space="preserve">, </w:t>
       </w:r>
-      <w:hyperlink r:id="rId53">
-        <w:r>
-          <w:rPr>
-            <w:lang w:val="en_US" w:bidi="en_US"/>
-          </w:rPr>
-          <w:rPr>
-            <w:color w:val="0000EE"/>
-            <w:u w:val="single"/>
-          </w:rPr>
-          <w:t>4:17</w:t>
-        </w:r>
-      </w:hyperlink>
+      <w:r>
+        <w:rPr>
+          <w:lang w:val="en_US" w:bidi="en_US"/>
+        </w:rPr>
+        <w:t>4:17</w:t>
+      </w:r>
       <w:r>
         <w:rPr>
           <w:lang w:val="en_US" w:bidi="en_US"/>
         </w:rPr>
         <w:t xml:space="preserve">, </w:t>
       </w:r>
-      <w:hyperlink r:id="rId54">
-        <w:r>
-          <w:rPr>
-            <w:lang w:val="en_US" w:bidi="en_US"/>
-          </w:rPr>
-          <w:rPr>
-            <w:color w:val="0000EE"/>
-            <w:u w:val="single"/>
-          </w:rPr>
-          <w:t>4:23</w:t>
-        </w:r>
-      </w:hyperlink>
+      <w:r>
+        <w:rPr>
+          <w:lang w:val="en_US" w:bidi="en_US"/>
+        </w:rPr>
+        <w:t>4:23</w:t>
+      </w:r>
       <w:r>
         <w:rPr>
           <w:lang w:val="en_US" w:bidi="en_US"/>
@@ -4181,36 +3827,24 @@
         </w:rPr>
         <w:t xml:space="preserve"> </w:t>
       </w:r>
-      <w:hyperlink r:id="rId55">
-        <w:r>
-          <w:rPr>
-            <w:lang w:val="en_US" w:bidi="en_US"/>
-          </w:rPr>
-          <w:rPr>
-            <w:color w:val="0000EE"/>
-            <w:u w:val="single"/>
-          </w:rPr>
-          <w:t>7:12</w:t>
-        </w:r>
-      </w:hyperlink>
+      <w:r>
+        <w:rPr>
+          <w:lang w:val="en_US" w:bidi="en_US"/>
+        </w:rPr>
+        <w:t>7:12</w:t>
+      </w:r>
       <w:r>
         <w:rPr>
           <w:lang w:val="en_US" w:bidi="en_US"/>
         </w:rPr>
         <w:t xml:space="preserve">, </w:t>
       </w:r>
-      <w:hyperlink r:id="rId56">
-        <w:r>
-          <w:rPr>
-            <w:lang w:val="en_US" w:bidi="en_US"/>
-          </w:rPr>
-          <w:rPr>
-            <w:color w:val="0000EE"/>
-            <w:u w:val="single"/>
-          </w:rPr>
-          <w:t>7:21</w:t>
-        </w:r>
-      </w:hyperlink>
+      <w:r>
+        <w:rPr>
+          <w:lang w:val="en_US" w:bidi="en_US"/>
+        </w:rPr>
+        <w:t>7:21</w:t>
+      </w:r>
       <w:r>
         <w:rPr>
           <w:lang w:val="en_US" w:bidi="en_US"/>
@@ -4549,36 +4183,24 @@
         </w:rPr>
         <w:t xml:space="preserve"> </w:t>
       </w:r>
-      <w:hyperlink r:id="rId57">
-        <w:r>
-          <w:rPr>
-            <w:lang w:val="en_US" w:bidi="en_US"/>
-          </w:rPr>
-          <w:rPr>
-            <w:color w:val="0000EE"/>
-            <w:u w:val="single"/>
-          </w:rPr>
-          <w:t>Dn 3:21</w:t>
-        </w:r>
-      </w:hyperlink>
+      <w:r>
+        <w:rPr>
+          <w:lang w:val="en_US" w:bidi="en_US"/>
+        </w:rPr>
+        <w:t>Dn 3:21</w:t>
+      </w:r>
       <w:r>
         <w:rPr>
           <w:lang w:val="en_US" w:bidi="en_US"/>
         </w:rPr>
         <w:t xml:space="preserve">, </w:t>
       </w:r>
-      <w:hyperlink r:id="rId29">
-        <w:r>
-          <w:rPr>
-            <w:lang w:val="en_US" w:bidi="en_US"/>
-          </w:rPr>
-          <w:rPr>
-            <w:color w:val="0000EE"/>
-            <w:u w:val="single"/>
-          </w:rPr>
-          <w:t>3:27</w:t>
-        </w:r>
-      </w:hyperlink>
+      <w:r>
+        <w:rPr>
+          <w:lang w:val="en_US" w:bidi="en_US"/>
+        </w:rPr>
+        <w:t>3:27</w:t>
+      </w:r>
       <w:r>
         <w:rPr>
           <w:lang w:val="en_US" w:bidi="en_US"/>
@@ -4811,18 +4433,12 @@
         </w:rPr>
         <w:t xml:space="preserve"> </w:t>
       </w:r>
-      <w:hyperlink r:id="rId58">
-        <w:r>
-          <w:rPr>
-            <w:lang w:val="en_US" w:bidi="en_US"/>
-          </w:rPr>
-          <w:rPr>
-            <w:color w:val="0000EE"/>
-            <w:u w:val="single"/>
-          </w:rPr>
-          <w:t>Dn 6:3</w:t>
-        </w:r>
-      </w:hyperlink>
+      <w:r>
+        <w:rPr>
+          <w:lang w:val="en_US" w:bidi="en_US"/>
+        </w:rPr>
+        <w:t>Dn 6:3</w:t>
+      </w:r>
       <w:r>
         <w:rPr>
           <w:lang w:val="en_US" w:bidi="en_US"/>
@@ -4841,54 +4457,36 @@
         </w:rPr>
         <w:t xml:space="preserve"> v:</w:t>
       </w:r>
-      <w:hyperlink r:id="rId59">
-        <w:r>
-          <w:rPr>
-            <w:lang w:val="en_US" w:bidi="en_US"/>
-          </w:rPr>
-          <w:rPr>
-            <w:color w:val="0000EE"/>
-            <w:u w:val="single"/>
-          </w:rPr>
-          <w:t>4</w:t>
-        </w:r>
-      </w:hyperlink>
+      <w:r>
+        <w:rPr>
+          <w:lang w:val="en_US" w:bidi="en_US"/>
+        </w:rPr>
+        <w:t>4</w:t>
+      </w:r>
       <w:r>
         <w:rPr>
           <w:lang w:val="en_US" w:bidi="en_US"/>
         </w:rPr>
         <w:t>, v:</w:t>
       </w:r>
-      <w:hyperlink r:id="rId60">
-        <w:r>
-          <w:rPr>
-            <w:lang w:val="en_US" w:bidi="en_US"/>
-          </w:rPr>
-          <w:rPr>
-            <w:color w:val="0000EE"/>
-            <w:u w:val="single"/>
-          </w:rPr>
-          <w:t>5</w:t>
-        </w:r>
-      </w:hyperlink>
+      <w:r>
+        <w:rPr>
+          <w:lang w:val="en_US" w:bidi="en_US"/>
+        </w:rPr>
+        <w:t>5</w:t>
+      </w:r>
       <w:r>
         <w:rPr>
           <w:lang w:val="en_US" w:bidi="en_US"/>
         </w:rPr>
         <w:t>, v:</w:t>
       </w:r>
-      <w:hyperlink r:id="rId61">
-        <w:r>
-          <w:rPr>
-            <w:lang w:val="en_US" w:bidi="en_US"/>
-          </w:rPr>
-          <w:rPr>
-            <w:color w:val="0000EE"/>
-            <w:u w:val="single"/>
-          </w:rPr>
-          <w:t>7</w:t>
-        </w:r>
-      </w:hyperlink>
+      <w:r>
+        <w:rPr>
+          <w:lang w:val="en_US" w:bidi="en_US"/>
+        </w:rPr>
+        <w:t>7</w:t>
+      </w:r>
       <w:r>
         <w:rPr>
           <w:lang w:val="en_US" w:bidi="en_US"/>
@@ -4907,18 +4505,12 @@
         </w:rPr>
         <w:t xml:space="preserve"> v:</w:t>
       </w:r>
-      <w:hyperlink r:id="rId30">
-        <w:r>
-          <w:rPr>
-            <w:lang w:val="en_US" w:bidi="en_US"/>
-          </w:rPr>
-          <w:rPr>
-            <w:color w:val="0000EE"/>
-            <w:u w:val="single"/>
-          </w:rPr>
-          <w:t>8</w:t>
-        </w:r>
-      </w:hyperlink>
+      <w:r>
+        <w:rPr>
+          <w:lang w:val="en_US" w:bidi="en_US"/>
+        </w:rPr>
+        <w:t>8</w:t>
+      </w:r>
       <w:r>
         <w:rPr>
           <w:lang w:val="en_US" w:bidi="en_US"/>
@@ -5055,18 +4647,12 @@
         </w:rPr>
         <w:t xml:space="preserve"> </w:t>
       </w:r>
-      <w:hyperlink r:id="rId62">
-        <w:r>
-          <w:rPr>
-            <w:lang w:val="en_US" w:bidi="en_US"/>
-          </w:rPr>
-          <w:rPr>
-            <w:color w:val="0000EE"/>
-            <w:u w:val="single"/>
-          </w:rPr>
-          <w:t>Dn 2:22</w:t>
-        </w:r>
-      </w:hyperlink>
+      <w:r>
+        <w:rPr>
+          <w:lang w:val="en_US" w:bidi="en_US"/>
+        </w:rPr>
+        <w:t>Dn 2:22</w:t>
+      </w:r>
       <w:r>
         <w:rPr>
           <w:lang w:val="en_US" w:bidi="en_US"/>
@@ -5246,18 +4832,12 @@
         </w:rPr>
         <w:t xml:space="preserve"> </w:t>
       </w:r>
-      <w:hyperlink r:id="rId63">
-        <w:r>
-          <w:rPr>
-            <w:lang w:val="en_US" w:bidi="en_US"/>
-          </w:rPr>
-          <w:rPr>
-            <w:color w:val="0000EE"/>
-            <w:u w:val="single"/>
-          </w:rPr>
-          <w:t>Ezr 5:12</w:t>
-        </w:r>
-      </w:hyperlink>
+      <w:r>
+        <w:rPr>
+          <w:lang w:val="en_US" w:bidi="en_US"/>
+        </w:rPr>
+        <w:t>Ezr 5:12</w:t>
+      </w:r>
       <w:r>
         <w:rPr>
           <w:lang w:val="en_US" w:bidi="en_US"/>
